--- a/packages/knowledge-seed/deliverable-shells/assumptions-gaps-v1.docx
+++ b/packages/knowledge-seed/deliverable-shells/assumptions-gaps-v1.docx
@@ -178,7 +178,7 @@
     </w:p>
     <w:p>
       <w:r>
-        <w:t xml:space="preserve">Questions outstanding with the client. Capture the ask, who owns the answer, and the date you need it by.</w:t>
+        <w:t xml:space="preserve">{{section_open_questions}}</w:t>
       </w:r>
     </w:p>
     <w:p>
@@ -232,7 +232,7 @@
     </w:p>
     <w:p>
       <w:r>
-        <w:t xml:space="preserve">External systems, vendors, internal teams, or upstream decisions this engagement depends on.</w:t>
+        <w:t xml:space="preserve">{{section_dependencies}}</w:t>
       </w:r>
     </w:p>
     <w:p>
@@ -333,10 +333,7 @@
           <w:b/>
           <w:bCs/>
         </w:rPr>
-        <w:t xml:space="preserve">Gaps to close: </w:t>
-      </w:r>
-      <w:r>
-        <w:t xml:space="preserve">list domains, processes, or systems where evidence is thin and explain why that matters for the assessment outcome.</w:t>
+        <w:t xml:space="preserve">{{section_evidence_gaps}}</w:t>
       </w:r>
     </w:p>
     <w:p>
@@ -388,7 +385,7 @@
     </w:p>
     <w:p>
       <w:r>
-        <w:t xml:space="preserve">{{recommendations_bullets}}</w:t>
+        <w:t xml:space="preserve">{{section_next_discovery_activities}}</w:t>
       </w:r>
     </w:p>
     <w:p>
